--- a/lectures/3_samplingAndDesign/assets/combinedCases.docx
+++ b/lectures/3_samplingAndDesign/assets/combinedCases.docx
@@ -128,11 +128,14 @@
       <w:r>
         <w:rPr>
           <w:noProof/>
-          <w:sz w:val="22"/>
-          <w:szCs w:val="22"/>
-        </w:rPr>
-        <w:pict w14:anchorId="5B324153">
-          <v:rect id="_x0000_i1028" alt="" style="width:468pt;height:.05pt;mso-width-percent:0;mso-height-percent:0;mso-width-percent:0;mso-height-percent:0" o:hralign="center" o:hrstd="t" o:hr="t" fillcolor="#a0a0a0" stroked="f"/>
+        </w:rPr>
+      </w:r>
+      <w:r>
+        <w:pict w14:anchorId="189DE2BE">
+          <v:rect id="Horizontal Line 1" o:spid="_x0000_s1029" style="width:468pt;height:.05pt;visibility:visible;mso-wrap-style:square;mso-left-percent:-10001;mso-top-percent:-10001;mso-position-horizontal:absolute;mso-position-horizontal-relative:char;mso-position-vertical:absolute;mso-position-vertical-relative:line;mso-left-percent:-10001;mso-top-percent:-10001;v-text-anchor:top" o:gfxdata="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" filled="f">
+            <o:lock v:ext="edit" rotation="t" aspectratio="t" verticies="t" text="t" shapetype="t"/>
+            <w10:anchorlock/>
+          </v:rect>
         </w:pict>
       </w:r>
     </w:p>
@@ -628,11 +631,14 @@
       <w:r>
         <w:rPr>
           <w:noProof/>
-          <w:sz w:val="22"/>
-          <w:szCs w:val="22"/>
-        </w:rPr>
-        <w:pict w14:anchorId="2B857695">
-          <v:rect id="_x0000_i1027" alt="" style="width:468pt;height:.05pt;mso-width-percent:0;mso-height-percent:0;mso-width-percent:0;mso-height-percent:0" o:hralign="center" o:hrstd="t" o:hr="t" fillcolor="#a0a0a0" stroked="f"/>
+        </w:rPr>
+      </w:r>
+      <w:r>
+        <w:pict w14:anchorId="5B334F4C">
+          <v:rect id="Horizontal Line 2" o:spid="_x0000_s1028" style="width:468pt;height:.05pt;visibility:visible;mso-wrap-style:square;mso-left-percent:-10001;mso-top-percent:-10001;mso-position-horizontal:absolute;mso-position-horizontal-relative:char;mso-position-vertical:absolute;mso-position-vertical-relative:line;mso-left-percent:-10001;mso-top-percent:-10001;v-text-anchor:top" o:gfxdata="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" filled="f">
+            <o:lock v:ext="edit" rotation="t" aspectratio="t" verticies="t" text="t" shapetype="t"/>
+            <w10:anchorlock/>
+          </v:rect>
         </w:pict>
       </w:r>
     </w:p>
@@ -3639,15 +3645,36 @@
           <w:sz w:val="22"/>
           <w:szCs w:val="22"/>
         </w:rPr>
-        <w:t>No right or wrong answers here — just think out loud. We will explore these ideas in our next cl</w:t>
-      </w:r>
-      <w:r>
-        <w:rPr>
-          <w:b/>
-          <w:bCs/>
-          <w:sz w:val="22"/>
-          <w:szCs w:val="22"/>
-        </w:rPr>
+        <w:t xml:space="preserve">No right or wrong answers here — just think out loud. We will explore these ideas in our next </w:t>
+      </w:r>
+    </w:p>
+    <w:p>
+      <w:pPr>
+        <w:rPr>
+          <w:b/>
+          <w:bCs/>
+          <w:sz w:val="22"/>
+          <w:szCs w:val="22"/>
+        </w:rPr>
+      </w:pPr>
+    </w:p>
+    <w:p>
+      <w:pPr>
+        <w:rPr>
+          <w:b/>
+          <w:bCs/>
+          <w:sz w:val="22"/>
+          <w:szCs w:val="22"/>
+        </w:rPr>
+      </w:pPr>
+      <w:r>
+        <w:rPr>
+          <w:b/>
+          <w:bCs/>
+          <w:sz w:val="22"/>
+          <w:szCs w:val="22"/>
+        </w:rPr>
+        <w:lastRenderedPageBreak/>
         <w:t xml:space="preserve">Paired Activity: </w:t>
       </w:r>
       <w:r>
@@ -3674,7 +3701,6 @@
           <w:sz w:val="22"/>
           <w:szCs w:val="22"/>
         </w:rPr>
-        <w:lastRenderedPageBreak/>
         <w:t>_________________________ &amp; _________________________</w:t>
       </w:r>
     </w:p>
@@ -4052,6 +4078,7 @@
           <w:sz w:val="22"/>
           <w:szCs w:val="22"/>
         </w:rPr>
+        <w:lastRenderedPageBreak/>
         <w:t> </w:t>
       </w:r>
     </w:p>
@@ -4071,7 +4098,6 @@
           <w:sz w:val="22"/>
           <w:szCs w:val="22"/>
         </w:rPr>
-        <w:lastRenderedPageBreak/>
         <w:t>The three pilot areas were chosen because they had the worst existing transit access in the metro area. How does this selection method affect your ability to compare them to non-pilot areas?</w:t>
       </w:r>
     </w:p>
@@ -4270,7 +4296,7 @@
           <w:sz w:val="22"/>
           <w:szCs w:val="22"/>
         </w:rPr>
-        <w:t>Two people both live 390 meters from a bus stop. One has safe, flat, well-lit sidewalks. The other has no sidewalks, a busy road to cross, and limited mobility. The 400-meter rule classifies both as having access. What is the problem here?</w:t>
+        <w:t>Two people both live 390 meters from a bus stop. One has safe, flat, well-lit sidewalks. other has no sidewalks, a busy road to cross, and limited mobility. The 400-meter rule classifies both as having access. What is the problem here?</w:t>
       </w:r>
     </w:p>
     <w:p>
@@ -4399,6 +4425,7 @@
           <w:sz w:val="22"/>
           <w:szCs w:val="22"/>
         </w:rPr>
+        <w:lastRenderedPageBreak/>
         <w:t> </w:t>
       </w:r>
       <w:r>
@@ -4427,7 +4454,6 @@
           <w:sz w:val="22"/>
           <w:szCs w:val="22"/>
         </w:rPr>
-        <w:lastRenderedPageBreak/>
         <w:t xml:space="preserve">Paired Activity: Climate &amp; Heat Adaptation </w:t>
       </w:r>
     </w:p>
@@ -4495,11 +4521,14 @@
       <w:r>
         <w:rPr>
           <w:noProof/>
-          <w:sz w:val="22"/>
-          <w:szCs w:val="22"/>
-        </w:rPr>
-        <w:pict w14:anchorId="190E7A38">
-          <v:rect id="_x0000_i1026" alt="" style="width:468pt;height:1pt;mso-width-percent:0;mso-height-percent:0;mso-width-percent:0;mso-height-percent:0" o:hralign="center" o:hrstd="t" o:hr="t" fillcolor="#a0a0a0" stroked="f"/>
+        </w:rPr>
+      </w:r>
+      <w:r>
+        <w:pict w14:anchorId="62261824">
+          <v:rect id="Horizontal Line 3" o:spid="_x0000_s1027" style="width:468pt;height:.6pt;visibility:visible;mso-wrap-style:square;mso-left-percent:-10001;mso-top-percent:-10001;mso-position-horizontal:absolute;mso-position-horizontal-relative:char;mso-position-vertical:absolute;mso-position-vertical-relative:line;mso-left-percent:-10001;mso-top-percent:-10001;v-text-anchor:top" o:gfxdata="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" filled="f">
+            <o:lock v:ext="edit" rotation="t" aspectratio="t" verticies="t" text="t" shapetype="t"/>
+            <w10:anchorlock/>
+          </v:rect>
         </w:pict>
       </w:r>
     </w:p>
@@ -4797,6 +4826,7 @@
           <w:sz w:val="22"/>
           <w:szCs w:val="22"/>
         </w:rPr>
+        <w:lastRenderedPageBreak/>
         <w:t>The health department also wants to know whether people who received a city-mailed "heat preparedness kit" last summer actually changed their behavior compared to those who did not receive one.</w:t>
       </w:r>
     </w:p>
@@ -4831,7 +4861,6 @@
           <w:sz w:val="22"/>
           <w:szCs w:val="22"/>
         </w:rPr>
-        <w:lastRenderedPageBreak/>
         <w:t> </w:t>
       </w:r>
     </w:p>
@@ -5006,11 +5035,14 @@
       <w:r>
         <w:rPr>
           <w:noProof/>
-          <w:sz w:val="22"/>
-          <w:szCs w:val="22"/>
-        </w:rPr>
-        <w:pict w14:anchorId="6CD06D50">
-          <v:rect id="_x0000_i1025" alt="" style="width:468pt;height:1pt;mso-width-percent:0;mso-height-percent:0;mso-width-percent:0;mso-height-percent:0" o:hralign="center" o:hrstd="t" o:hr="t" fillcolor="#a0a0a0" stroked="f"/>
+        </w:rPr>
+      </w:r>
+      <w:r>
+        <w:pict w14:anchorId="0A659313">
+          <v:rect id="Horizontal Line 4" o:spid="_x0000_s1026" style="width:468pt;height:.6pt;visibility:visible;mso-wrap-style:square;mso-left-percent:-10001;mso-top-percent:-10001;mso-position-horizontal:absolute;mso-position-horizontal-relative:char;mso-position-vertical:absolute;mso-position-vertical-relative:line;mso-left-percent:-10001;mso-top-percent:-10001;v-text-anchor:top" o:gfxdata="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" filled="f">
+            <o:lock v:ext="edit" rotation="t" aspectratio="t" verticies="t" text="t" shapetype="t"/>
+            <w10:anchorlock/>
+          </v:rect>
         </w:pict>
       </w:r>
     </w:p>
@@ -5203,6 +5235,7 @@
           <w:sz w:val="22"/>
           <w:szCs w:val="22"/>
         </w:rPr>
+        <w:lastRenderedPageBreak/>
         <w:t>People in the same neighborhood share parks, the same urban heat island effect, and similar building types. Does that create any problem for how you interpret your results?</w:t>
       </w:r>
     </w:p>
